--- a/backend/download_templates/体系类/管理体系运行情况说明模板.docx
+++ b/backend/download_templates/体系类/管理体系运行情况说明模板.docx
@@ -10,16 +10,13 @@
         <w:rPr>
           <w:rFonts w:ascii="Microsoft YaHei" w:hAnsi="Microsoft YaHei" w:eastAsia="Microsoft YaHei"/>
           <w:b/>
-          <w:sz w:val="44"/>
+          <w:sz w:val="36"/>
         </w:rPr>
         <w:t>管理体系运行情况说明</w:t>
       </w:r>
     </w:p>
     <w:p/>
     <w:p>
-      <w:pPr>
-        <w:jc w:val="left"/>
-      </w:pPr>
       <w:r>
         <w:rPr>
           <w:rFonts w:ascii="Microsoft YaHei" w:hAnsi="Microsoft YaHei" w:eastAsia="Microsoft YaHei"/>
@@ -32,258 +29,269 @@
           <w:rFonts w:ascii="Microsoft YaHei" w:hAnsi="Microsoft YaHei" w:eastAsia="Microsoft YaHei"/>
           <w:sz w:val="24"/>
         </w:rPr>
-        <w:t xml:space="preserve"> ______________________________</w:t>
+        <w:t>______________________________</w:t>
       </w:r>
     </w:p>
     <w:p>
-      <w:pPr>
-        <w:jc w:val="left"/>
-      </w:pPr>
       <w:r>
         <w:rPr>
           <w:rFonts w:ascii="Microsoft YaHei" w:hAnsi="Microsoft YaHei" w:eastAsia="Microsoft YaHei"/>
           <w:sz w:val="24"/>
         </w:rPr>
-        <w:t>体系范围：</w:t>
+        <w:t>体系认证范围：</w:t>
       </w:r>
       <w:r>
         <w:rPr>
           <w:rFonts w:ascii="Microsoft YaHei" w:hAnsi="Microsoft YaHei" w:eastAsia="Microsoft YaHei"/>
           <w:sz w:val="24"/>
         </w:rPr>
-        <w:t xml:space="preserve"> ______________________________</w:t>
+        <w:t>______________________________</w:t>
       </w:r>
     </w:p>
     <w:p>
-      <w:pPr>
-        <w:jc w:val="left"/>
-      </w:pPr>
       <w:r>
         <w:rPr>
           <w:rFonts w:ascii="Microsoft YaHei" w:hAnsi="Microsoft YaHei" w:eastAsia="Microsoft YaHei"/>
           <w:sz w:val="24"/>
         </w:rPr>
-        <w:t>体系标准（如ISO 9001/ISO 14001/ISO 45001等）：</w:t>
+        <w:t>体系运行时间：自____年____月____日起</w:t>
       </w:r>
       <w:r>
         <w:rPr>
           <w:rFonts w:ascii="Microsoft YaHei" w:hAnsi="Microsoft YaHei" w:eastAsia="Microsoft YaHei"/>
           <w:sz w:val="24"/>
         </w:rPr>
-        <w:t xml:space="preserve"> ______________________________</w:t>
+        <w:t>_______________</w:t>
+      </w:r>
+    </w:p>
+    <w:p/>
+    <w:p>
+      <w:r>
+        <w:rPr>
+          <w:rFonts w:ascii="Microsoft YaHei" w:hAnsi="Microsoft YaHei" w:eastAsia="Microsoft YaHei"/>
+          <w:b/>
+          <w:sz w:val="24"/>
+        </w:rPr>
+        <w:t>一、体系建立情况</w:t>
       </w:r>
     </w:p>
     <w:p>
       <w:pPr>
-        <w:jc w:val="left"/>
+        <w:ind w:firstLine="420"/>
       </w:pPr>
       <w:r>
         <w:rPr>
           <w:rFonts w:ascii="Microsoft YaHei" w:hAnsi="Microsoft YaHei" w:eastAsia="Microsoft YaHei"/>
+          <w:b w:val="0"/>
           <w:sz w:val="24"/>
         </w:rPr>
-        <w:t>体系运行时间：</w:t>
-      </w:r>
-      <w:r>
-        <w:rPr>
-          <w:rFonts w:ascii="Microsoft YaHei" w:hAnsi="Microsoft YaHei" w:eastAsia="Microsoft YaHei"/>
-          <w:sz w:val="24"/>
-        </w:rPr>
-        <w:t xml:space="preserve"> ______________________________</w:t>
+        <w:t>本公司于____年____月依据ISO____标准建立了管理体系，编制了管理手册、程序文件、作业指导书等体系文件，明确了各部门职责和权限。</w:t>
       </w:r>
     </w:p>
     <w:p/>
     <w:p>
+      <w:r>
+        <w:rPr>
+          <w:rFonts w:ascii="Microsoft YaHei" w:hAnsi="Microsoft YaHei" w:eastAsia="Microsoft YaHei"/>
+          <w:b/>
+          <w:sz w:val="24"/>
+        </w:rPr>
+        <w:t>二、体系运行情况</w:t>
+      </w:r>
+    </w:p>
+    <w:p>
       <w:pPr>
-        <w:jc w:val="left"/>
+        <w:ind w:firstLine="420"/>
       </w:pPr>
       <w:r>
         <w:rPr>
           <w:rFonts w:ascii="Microsoft YaHei" w:hAnsi="Microsoft YaHei" w:eastAsia="Microsoft YaHei"/>
+          <w:b w:val="0"/>
           <w:sz w:val="24"/>
         </w:rPr>
-        <w:t>管理体系建立情况：</w:t>
+        <w:t>1. 文件管理：________________</w:t>
       </w:r>
+    </w:p>
+    <w:p>
+      <w:pPr>
+        <w:ind w:firstLine="420"/>
+      </w:pPr>
       <w:r>
         <w:rPr>
           <w:rFonts w:ascii="Microsoft YaHei" w:hAnsi="Microsoft YaHei" w:eastAsia="Microsoft YaHei"/>
+          <w:b w:val="0"/>
           <w:sz w:val="24"/>
         </w:rPr>
-        <w:t xml:space="preserve"> ______________________________</w:t>
+        <w:t>2. 记录管理：________________</w:t>
+      </w:r>
+    </w:p>
+    <w:p>
+      <w:pPr>
+        <w:ind w:firstLine="420"/>
+      </w:pPr>
+      <w:r>
+        <w:rPr>
+          <w:rFonts w:ascii="Microsoft YaHei" w:hAnsi="Microsoft YaHei" w:eastAsia="Microsoft YaHei"/>
+          <w:b w:val="0"/>
+          <w:sz w:val="24"/>
+        </w:rPr>
+        <w:t>3. 培训教育：________________</w:t>
+      </w:r>
+    </w:p>
+    <w:p>
+      <w:pPr>
+        <w:ind w:firstLine="420"/>
+      </w:pPr>
+      <w:r>
+        <w:rPr>
+          <w:rFonts w:ascii="Microsoft YaHei" w:hAnsi="Microsoft YaHei" w:eastAsia="Microsoft YaHei"/>
+          <w:b w:val="0"/>
+          <w:sz w:val="24"/>
+        </w:rPr>
+        <w:t>4. 内部审核：________________</w:t>
+      </w:r>
+    </w:p>
+    <w:p>
+      <w:pPr>
+        <w:ind w:firstLine="420"/>
+      </w:pPr>
+      <w:r>
+        <w:rPr>
+          <w:rFonts w:ascii="Microsoft YaHei" w:hAnsi="Microsoft YaHei" w:eastAsia="Microsoft YaHei"/>
+          <w:b w:val="0"/>
+          <w:sz w:val="24"/>
+        </w:rPr>
+        <w:t>5. 管理评审：________________</w:t>
       </w:r>
     </w:p>
     <w:p/>
     <w:p>
+      <w:r>
+        <w:rPr>
+          <w:rFonts w:ascii="Microsoft YaHei" w:hAnsi="Microsoft YaHei" w:eastAsia="Microsoft YaHei"/>
+          <w:b/>
+          <w:sz w:val="24"/>
+        </w:rPr>
+        <w:t>三、目标指标完成情况</w:t>
+      </w:r>
+    </w:p>
+    <w:p>
       <w:pPr>
-        <w:jc w:val="left"/>
+        <w:ind w:firstLine="420"/>
       </w:pPr>
       <w:r>
         <w:rPr>
           <w:rFonts w:ascii="Microsoft YaHei" w:hAnsi="Microsoft YaHei" w:eastAsia="Microsoft YaHei"/>
+          <w:b w:val="0"/>
           <w:sz w:val="24"/>
         </w:rPr>
-        <w:t>管理体系运行情况描述：</w:t>
+        <w:t>1. 质量目标：________________</w:t>
       </w:r>
+    </w:p>
+    <w:p>
+      <w:pPr>
+        <w:ind w:firstLine="420"/>
+      </w:pPr>
       <w:r>
         <w:rPr>
           <w:rFonts w:ascii="Microsoft YaHei" w:hAnsi="Microsoft YaHei" w:eastAsia="Microsoft YaHei"/>
+          <w:b w:val="0"/>
           <w:sz w:val="24"/>
         </w:rPr>
-        <w:t xml:space="preserve"> ______________________________</w:t>
+        <w:t>2. 环境目标：________________</w:t>
+      </w:r>
+    </w:p>
+    <w:p>
+      <w:pPr>
+        <w:ind w:firstLine="420"/>
+      </w:pPr>
+      <w:r>
+        <w:rPr>
+          <w:rFonts w:ascii="Microsoft YaHei" w:hAnsi="Microsoft YaHei" w:eastAsia="Microsoft YaHei"/>
+          <w:b w:val="0"/>
+          <w:sz w:val="24"/>
+        </w:rPr>
+        <w:t>3. 职业健康安全目标：________________</w:t>
       </w:r>
     </w:p>
     <w:p/>
     <w:p>
+      <w:r>
+        <w:rPr>
+          <w:rFonts w:ascii="Microsoft YaHei" w:hAnsi="Microsoft YaHei" w:eastAsia="Microsoft YaHei"/>
+          <w:b/>
+          <w:sz w:val="24"/>
+        </w:rPr>
+        <w:t>四、持续改进情况</w:t>
+      </w:r>
+    </w:p>
+    <w:p>
       <w:pPr>
-        <w:jc w:val="left"/>
+        <w:ind w:firstLine="420"/>
       </w:pPr>
       <w:r>
         <w:rPr>
           <w:rFonts w:ascii="Microsoft YaHei" w:hAnsi="Microsoft YaHei" w:eastAsia="Microsoft YaHei"/>
+          <w:b w:val="0"/>
           <w:sz w:val="24"/>
         </w:rPr>
-        <w:t>内部审核情况：</w:t>
+        <w:t>________________</w:t>
       </w:r>
+    </w:p>
+    <w:p/>
+    <w:p>
       <w:r>
         <w:rPr>
           <w:rFonts w:ascii="Microsoft YaHei" w:hAnsi="Microsoft YaHei" w:eastAsia="Microsoft YaHei"/>
+          <w:b/>
           <w:sz w:val="24"/>
         </w:rPr>
-        <w:t xml:space="preserve"> ______________________________</w:t>
+        <w:t>五、存在问题及改进措施</w:t>
       </w:r>
     </w:p>
     <w:p>
       <w:pPr>
-        <w:jc w:val="left"/>
+        <w:ind w:firstLine="420"/>
       </w:pPr>
       <w:r>
         <w:rPr>
           <w:rFonts w:ascii="Microsoft YaHei" w:hAnsi="Microsoft YaHei" w:eastAsia="Microsoft YaHei"/>
+          <w:b w:val="0"/>
           <w:sz w:val="24"/>
         </w:rPr>
-        <w:t>管理评审情况：</w:t>
+        <w:t>________________</w:t>
       </w:r>
+    </w:p>
+    <w:p/>
+    <w:p/>
+    <w:p>
       <w:r>
         <w:rPr>
           <w:rFonts w:ascii="Microsoft YaHei" w:hAnsi="Microsoft YaHei" w:eastAsia="Microsoft YaHei"/>
+          <w:b w:val="0"/>
           <w:sz w:val="24"/>
         </w:rPr>
-        <w:t xml:space="preserve"> ______________________________</w:t>
+        <w:t>编制人：____________        日期：____年____月____日</w:t>
       </w:r>
     </w:p>
     <w:p>
-      <w:pPr>
-        <w:jc w:val="left"/>
-      </w:pPr>
       <w:r>
         <w:rPr>
           <w:rFonts w:ascii="Microsoft YaHei" w:hAnsi="Microsoft YaHei" w:eastAsia="Microsoft YaHei"/>
+          <w:b w:val="0"/>
           <w:sz w:val="24"/>
         </w:rPr>
-        <w:t>目标指标完成情况：</w:t>
+        <w:t>审核人：____________        日期：____年____月____日</w:t>
       </w:r>
+    </w:p>
+    <w:p>
       <w:r>
         <w:rPr>
           <w:rFonts w:ascii="Microsoft YaHei" w:hAnsi="Microsoft YaHei" w:eastAsia="Microsoft YaHei"/>
+          <w:b w:val="0"/>
           <w:sz w:val="24"/>
         </w:rPr>
-        <w:t xml:space="preserve"> ______________________________</w:t>
-      </w:r>
-    </w:p>
-    <w:p>
-      <w:pPr>
-        <w:jc w:val="left"/>
-      </w:pPr>
-      <w:r>
-        <w:rPr>
-          <w:rFonts w:ascii="Microsoft YaHei" w:hAnsi="Microsoft YaHei" w:eastAsia="Microsoft YaHei"/>
-          <w:sz w:val="24"/>
-        </w:rPr>
-        <w:t>纠正措施与持续改进：</w:t>
-      </w:r>
-      <w:r>
-        <w:rPr>
-          <w:rFonts w:ascii="Microsoft YaHei" w:hAnsi="Microsoft YaHei" w:eastAsia="Microsoft YaHei"/>
-          <w:sz w:val="24"/>
-        </w:rPr>
-        <w:t xml:space="preserve"> ______________________________</w:t>
-      </w:r>
-    </w:p>
-    <w:p/>
-    <w:p>
-      <w:pPr>
-        <w:jc w:val="left"/>
-      </w:pPr>
-      <w:r>
-        <w:rPr>
-          <w:rFonts w:ascii="Microsoft YaHei" w:hAnsi="Microsoft YaHei" w:eastAsia="Microsoft YaHei"/>
-          <w:sz w:val="24"/>
-        </w:rPr>
-        <w:t>编制人：</w:t>
-      </w:r>
-      <w:r>
-        <w:rPr>
-          <w:rFonts w:ascii="Microsoft YaHei" w:hAnsi="Microsoft YaHei" w:eastAsia="Microsoft YaHei"/>
-          <w:sz w:val="24"/>
-        </w:rPr>
-        <w:t xml:space="preserve"> ____________________</w:t>
-      </w:r>
-    </w:p>
-    <w:p>
-      <w:pPr>
-        <w:jc w:val="left"/>
-      </w:pPr>
-      <w:r>
-        <w:rPr>
-          <w:rFonts w:ascii="Microsoft YaHei" w:hAnsi="Microsoft YaHei" w:eastAsia="Microsoft YaHei"/>
-          <w:sz w:val="24"/>
-        </w:rPr>
-        <w:t>日期：</w:t>
-      </w:r>
-      <w:r>
-        <w:rPr>
-          <w:rFonts w:ascii="Microsoft YaHei" w:hAnsi="Microsoft YaHei" w:eastAsia="Microsoft YaHei"/>
-          <w:sz w:val="24"/>
-        </w:rPr>
-        <w:t xml:space="preserve"> ____________________</w:t>
-      </w:r>
-    </w:p>
-    <w:p>
-      <w:pPr>
-        <w:jc w:val="left"/>
-      </w:pPr>
-      <w:r>
-        <w:rPr>
-          <w:rFonts w:ascii="Microsoft YaHei" w:hAnsi="Microsoft YaHei" w:eastAsia="Microsoft YaHei"/>
-          <w:sz w:val="24"/>
-        </w:rPr>
-        <w:t>审核人：</w:t>
-      </w:r>
-      <w:r>
-        <w:rPr>
-          <w:rFonts w:ascii="Microsoft YaHei" w:hAnsi="Microsoft YaHei" w:eastAsia="Microsoft YaHei"/>
-          <w:sz w:val="24"/>
-        </w:rPr>
-        <w:t xml:space="preserve"> ____________________</w:t>
-      </w:r>
-    </w:p>
-    <w:p>
-      <w:pPr>
-        <w:jc w:val="left"/>
-      </w:pPr>
-      <w:r>
-        <w:rPr>
-          <w:rFonts w:ascii="Microsoft YaHei" w:hAnsi="Microsoft YaHei" w:eastAsia="Microsoft YaHei"/>
-          <w:sz w:val="24"/>
-        </w:rPr>
-        <w:t>日期：</w:t>
-      </w:r>
-      <w:r>
-        <w:rPr>
-          <w:rFonts w:ascii="Microsoft YaHei" w:hAnsi="Microsoft YaHei" w:eastAsia="Microsoft YaHei"/>
-          <w:sz w:val="24"/>
-        </w:rPr>
-        <w:t xml:space="preserve"> ____________________</w:t>
+        <w:t>批准人：____________        日期：____年____月____日</w:t>
       </w:r>
     </w:p>
     <w:sectPr>
@@ -659,10 +667,6 @@
     <w:name w:val="Normal"/>
     <w:qFormat/>
     <w:rsid w:val="00FC693F"/>
-    <w:rPr>
-      <w:rFonts w:ascii="Microsoft YaHei" w:hAnsi="Microsoft YaHei" w:eastAsia="Microsoft YaHei"/>
-      <w:sz w:val="24"/>
-    </w:rPr>
   </w:style>
   <w:style w:type="paragraph" w:styleId="Header">
     <w:name w:val="header"/>
